--- a/eng/docx/009.content.docx
+++ b/eng/docx/009.content.docx
@@ -17166,6 +17166,73 @@
           <w:lang w:val="en_US" w:bidi="en_US"/>
         </w:rPr>
         <w:t>Teacher</w:t>
+      </w:r>
+      <w:r>
+        <w:rPr>
+          <w:lang w:val="en_US" w:bidi="en_US"/>
+        </w:rPr>
+        <w:t>.</w:t>
+      </w:r>
+      <w:r>
+        <w:rPr>
+          <w:lang w:val="en_US" w:bidi="en_US"/>
+        </w:rPr>
+      </w:r>
+      <w:r>
+        <w:rPr>
+          <w:lang w:val="en_US" w:bidi="en_US"/>
+        </w:rPr>
+      </w:r>
+    </w:p>
+    <w:p>
+      <w:pPr/>
+      <w:r>
+        <w:rPr>
+          <w:lang w:val="en_US" w:bidi="en_US"/>
+        </w:rPr>
+      </w:r>
+    </w:p>
+    <w:p>
+      <w:pPr>
+        <w:pStyle w:val="Heading2"/>
+      </w:pPr>
+      <w:r>
+        <w:rPr>
+          <w:lang w:val="en_US" w:bidi="en_US"/>
+        </w:rPr>
+        <w:t>Instruments, Musical</w:t>
+      </w:r>
+      <w:r>
+        <w:rPr>
+          <w:lang w:val="en_US" w:bidi="en_US"/>
+        </w:rPr>
+      </w:r>
+    </w:p>
+    <w:p>
+      <w:pPr/>
+      <w:r>
+        <w:rPr>
+          <w:lang w:val="en_US" w:bidi="en_US"/>
+        </w:rPr>
+      </w:r>
+      <w:r>
+        <w:rPr>
+          <w:i/>
+          <w:lang w:val="en_US" w:bidi="en_US"/>
+        </w:rPr>
+        <w:t>See</w:t>
+      </w:r>
+      <w:r>
+        <w:rPr>
+          <w:lang w:val="en_US" w:bidi="en_US"/>
+        </w:rPr>
+        <w:t xml:space="preserve"> </w:t>
+      </w:r>
+      <w:r>
+        <w:rPr>
+          <w:lang w:val="en_US" w:bidi="en_US"/>
+        </w:rPr>
+        <w:t>Musical Instruments</w:t>
       </w:r>
       <w:r>
         <w:rPr>

--- a/eng/docx/009.content.docx
+++ b/eng/docx/009.content.docx
@@ -15959,7 +15959,15 @@
         <w:rPr>
           <w:lang w:val="en_US" w:bidi="en_US"/>
         </w:rPr>
-        <w:t xml:space="preserve">Small invertebrates generally characterized by a segmented body (head, thorax, abdomen) and three pairs of legs. </w:t>
+        <w:t>An insect is a small animal without a backbone. Its body has three main parts: a head, a middle section called the thorax, and a lower section called the abdomen. Insects have six legs, arranged in three pairs.</w:t>
+      </w:r>
+    </w:p>
+    <w:p>
+      <w:pPr/>
+      <w:r>
+        <w:rPr>
+          <w:lang w:val="en_US" w:bidi="en_US"/>
+        </w:rPr>
       </w:r>
       <w:r>
         <w:rPr>
@@ -15978,7 +15986,7 @@
         <w:rPr>
           <w:lang w:val="en_US" w:bidi="en_US"/>
         </w:rPr>
-        <w:t>Animals (Ant</w:t>
+        <w:t>Ant</w:t>
       </w:r>
       <w:r>
         <w:rPr>
@@ -16062,7 +16070,7 @@
         <w:rPr>
           <w:lang w:val="en_US" w:bidi="en_US"/>
         </w:rPr>
-        <w:t>Locust</w:t>
+        <w:t>Locusts</w:t>
       </w:r>
       <w:r>
         <w:rPr>
@@ -25882,25 +25890,139 @@
         <w:rPr>
           <w:lang w:val="en_US" w:bidi="en_US"/>
         </w:rPr>
-        <w:t>Eighth-century BC prophet during the reigns of the Judean kings Uzziah, Jotham, Ahaz, and Hezekiah; author of the biblical book of Isaiah. Isaiah was the son of Amoz (</w:t>
-      </w:r>
-      <w:r>
-        <w:rPr>
-          <w:lang w:val="en_US" w:bidi="en_US"/>
-        </w:rPr>
-        <w:t>Is 1:1</w:t>
-      </w:r>
-      <w:r>
-        <w:rPr>
-          <w:lang w:val="en_US" w:bidi="en_US"/>
-        </w:rPr>
-        <w:t>) and may have been a relative of King Amaziah. Growing up in Jerusalem, Isaiah received the best education the capital could supply. He was also deeply knowledgeable about people, and he became the political and religious counselor of the nation. He had easy access to the monarchs and seems to have been the historiographer at the Judean court for several reigns (</w:t>
-      </w:r>
-      <w:r>
-        <w:rPr>
-          <w:lang w:val="en_US" w:bidi="en_US"/>
-        </w:rPr>
-        <w:t>2 Chr 26:22</w:t>
+        <w:t xml:space="preserve">Isaiah was a prophet who lived in the eighth century BC, during the reigns of the kings of Judah: </w:t>
+      </w:r>
+    </w:p>
+    <w:p>
+      <w:pPr>
+        <w:pStyle w:val="ListBullet"/>
+        <w:spacing w:line="240" w:lineRule="auto"/>
+        <w:ind w:left="720"/>
+      </w:pPr>
+      <w:r>
+        <w:rPr>
+          <w:lang w:val="en_US" w:bidi="en_US"/>
+        </w:rPr>
+      </w:r>
+      <w:r>
+        <w:rPr>
+          <w:lang w:val="en_US" w:bidi="en_US"/>
+        </w:rPr>
+        <w:t xml:space="preserve">Uzziah, </w:t>
+      </w:r>
+    </w:p>
+    <w:p>
+      <w:pPr>
+        <w:pStyle w:val="ListBullet"/>
+        <w:spacing w:line="240" w:lineRule="auto"/>
+        <w:ind w:left="720"/>
+      </w:pPr>
+      <w:r>
+        <w:rPr>
+          <w:lang w:val="en_US" w:bidi="en_US"/>
+        </w:rPr>
+      </w:r>
+      <w:r>
+        <w:rPr>
+          <w:lang w:val="en_US" w:bidi="en_US"/>
+        </w:rPr>
+        <w:t xml:space="preserve">Jotham, </w:t>
+      </w:r>
+    </w:p>
+    <w:p>
+      <w:pPr>
+        <w:pStyle w:val="ListBullet"/>
+        <w:spacing w:line="240" w:lineRule="auto"/>
+        <w:ind w:left="720"/>
+      </w:pPr>
+      <w:r>
+        <w:rPr>
+          <w:lang w:val="en_US" w:bidi="en_US"/>
+        </w:rPr>
+      </w:r>
+      <w:r>
+        <w:rPr>
+          <w:lang w:val="en_US" w:bidi="en_US"/>
+        </w:rPr>
+        <w:t xml:space="preserve">Ahaz, and </w:t>
+      </w:r>
+    </w:p>
+    <w:p>
+      <w:pPr>
+        <w:pStyle w:val="ListBullet"/>
+        <w:spacing w:line="240" w:lineRule="auto"/>
+        <w:ind w:left="720"/>
+      </w:pPr>
+      <w:r>
+        <w:rPr>
+          <w:lang w:val="en_US" w:bidi="en_US"/>
+        </w:rPr>
+      </w:r>
+      <w:r>
+        <w:rPr>
+          <w:lang w:val="en_US" w:bidi="en_US"/>
+        </w:rPr>
+        <w:t xml:space="preserve">Hezekiah. </w:t>
+      </w:r>
+    </w:p>
+    <w:p>
+      <w:pPr/>
+      <w:r>
+        <w:rPr>
+          <w:lang w:val="en_US" w:bidi="en_US"/>
+        </w:rPr>
+      </w:r>
+      <w:r>
+        <w:rPr>
+          <w:lang w:val="en_US" w:bidi="en_US"/>
+        </w:rPr>
+        <w:t xml:space="preserve">The prophet Isaiah is traditionally recognized as the author of the biblical book of Isaiah. </w:t>
+      </w:r>
+    </w:p>
+    <w:p>
+      <w:pPr/>
+      <w:r>
+        <w:rPr>
+          <w:lang w:val="en_US" w:bidi="en_US"/>
+        </w:rPr>
+      </w:r>
+      <w:r>
+        <w:rPr>
+          <w:lang w:val="en_US" w:bidi="en_US"/>
+        </w:rPr>
+        <w:t>He was the son of Amoz (</w:t>
+      </w:r>
+      <w:r>
+        <w:rPr>
+          <w:lang w:val="en_US" w:bidi="en_US"/>
+        </w:rPr>
+        <w:t>Isaiah 1:1</w:t>
+      </w:r>
+      <w:r>
+        <w:rPr>
+          <w:lang w:val="en_US" w:bidi="en_US"/>
+        </w:rPr>
+        <w:t>) and may have been related to King Amaziah. He grew up in Jerusalem and likely received a good education. He understood people well and became an important political and religious adviser to the nation.</w:t>
+      </w:r>
+    </w:p>
+    <w:p>
+      <w:pPr/>
+      <w:r>
+        <w:rPr>
+          <w:lang w:val="en_US" w:bidi="en_US"/>
+        </w:rPr>
+      </w:r>
+      <w:r>
+        <w:rPr>
+          <w:lang w:val="en_US" w:bidi="en_US"/>
+        </w:rPr>
+        <w:t>Isaiah had direct access to the kings of Judah. He also appears to have served as a royal historian, recording events during the reigns of several kings (</w:t>
+      </w:r>
+      <w:r>
+        <w:rPr>
+          <w:lang w:val="en_US" w:bidi="en_US"/>
+        </w:rPr>
+        <w:t>2 Chronicles 26:22</w:t>
       </w:r>
       <w:r>
         <w:rPr>
@@ -25932,19 +26054,19 @@
         <w:rPr>
           <w:lang w:val="en_US" w:bidi="en_US"/>
         </w:rPr>
-        <w:t>Isaiah’s wife is referred to as a prophetess (</w:t>
-      </w:r>
-      <w:r>
-        <w:rPr>
-          <w:lang w:val="en_US" w:bidi="en_US"/>
-        </w:rPr>
-        <w:t>Is 8:3</w:t>
-      </w:r>
-      <w:r>
-        <w:rPr>
-          <w:lang w:val="en_US" w:bidi="en_US"/>
-        </w:rPr>
-        <w:t>) and they had at least two sons, Shear-jashub (</w:t>
+        <w:t>Isaiah's wife is called a prophetess (</w:t>
+      </w:r>
+      <w:r>
+        <w:rPr>
+          <w:lang w:val="en_US" w:bidi="en_US"/>
+        </w:rPr>
+        <w:t>Isaiah 8:3</w:t>
+      </w:r>
+      <w:r>
+        <w:rPr>
+          <w:lang w:val="en_US" w:bidi="en_US"/>
+        </w:rPr>
+        <w:t>). They had at least two sons, Shear-jashub (</w:t>
       </w:r>
       <w:r>
         <w:rPr>
@@ -25968,53 +26090,92 @@
         <w:rPr>
           <w:lang w:val="en_US" w:bidi="en_US"/>
         </w:rPr>
-        <w:t>). Isaiah’s customary attire was a prophet’s clothing, that is, sandals and a garment of goat’s hair or sackcloth. At one point during his ministry, the Lord commanded Isaiah to go naked and barefoot for a period of three years, (wearing only a loincloth) (</w:t>
-      </w:r>
-      <w:r>
-        <w:rPr>
-          <w:lang w:val="en_US" w:bidi="en_US"/>
-        </w:rPr>
-        <w:t>20:2–6</w:t>
-      </w:r>
-      <w:r>
-        <w:rPr>
-          <w:lang w:val="en_US" w:bidi="en_US"/>
-        </w:rPr>
-        <w:t>). This must have been humiliating in a society that measured status by meticulous dress codes.</w:t>
-      </w:r>
-    </w:p>
-    <w:p>
-      <w:pPr/>
-      <w:r>
-        <w:rPr>
-          <w:lang w:val="en_US" w:bidi="en_US"/>
-        </w:rPr>
-      </w:r>
-      <w:r>
-        <w:rPr>
-          <w:lang w:val="en_US" w:bidi="en_US"/>
-        </w:rPr>
-        <w:t>Isaiah worked to reform social and political wrongs. Even the highest members of society did not escape his censure. He berated soothsayers and denounced wealthy, influential people who ignored the responsibilities of their position. He exhorted the masses to be obedient rather than indifferent to God’s covenant. He rebuked kings for their willfulness and lack of concern.</w:t>
-      </w:r>
-    </w:p>
-    <w:p>
-      <w:pPr/>
-      <w:r>
-        <w:rPr>
-          <w:lang w:val="en_US" w:bidi="en_US"/>
-        </w:rPr>
-      </w:r>
-      <w:r>
-        <w:rPr>
-          <w:lang w:val="en_US" w:bidi="en_US"/>
-        </w:rPr>
-        <w:t>Isaiah’s writings express a deep awareness of God’s majesty and holiness. The prophet denounced not only Canaanite idolatry but also the religious observances of his own people that were external ceremonies only and lacking sincerity (</w:t>
-      </w:r>
-      <w:r>
-        <w:rPr>
-          <w:lang w:val="en_US" w:bidi="en_US"/>
-        </w:rPr>
-        <w:t>1:10–17</w:t>
+        <w:t xml:space="preserve">). </w:t>
+      </w:r>
+    </w:p>
+    <w:p>
+      <w:pPr>
+        <w:pStyle w:val="Heading3"/>
+      </w:pPr>
+      <w:r>
+        <w:rPr>
+          <w:lang w:val="en_US" w:bidi="en_US"/>
+        </w:rPr>
+        <w:t>Isaiah's Ministry</w:t>
+      </w:r>
+    </w:p>
+    <w:p>
+      <w:pPr/>
+      <w:r>
+        <w:rPr>
+          <w:lang w:val="en_US" w:bidi="en_US"/>
+        </w:rPr>
+      </w:r>
+      <w:r>
+        <w:rPr>
+          <w:lang w:val="en_US" w:bidi="en_US"/>
+        </w:rPr>
+        <w:t>Isaiah usually wore clothing associated with prophets, including sandals and a garment made of goat's hair or sackcloth, a rough, coarse fabric. At one point during his ministry, the Lord commanded him to go barefoot and without his usual outer clothing for three years, possibly wearing only a loincloth (</w:t>
+      </w:r>
+      <w:r>
+        <w:rPr>
+          <w:lang w:val="en_US" w:bidi="en_US"/>
+        </w:rPr>
+        <w:t>Isaiah 20:2–6</w:t>
+      </w:r>
+      <w:r>
+        <w:rPr>
+          <w:lang w:val="en_US" w:bidi="en_US"/>
+        </w:rPr>
+        <w:t>). This would have been humiliating in a society where clothing was an important sign of a person's social position.</w:t>
+      </w:r>
+    </w:p>
+    <w:p>
+      <w:pPr/>
+      <w:r>
+        <w:rPr>
+          <w:lang w:val="en_US" w:bidi="en_US"/>
+        </w:rPr>
+      </w:r>
+      <w:r>
+        <w:rPr>
+          <w:lang w:val="en_US" w:bidi="en_US"/>
+        </w:rPr>
+        <w:t>Isaiah worked to correct problems in society and government. He spoke against wrongdoing, even among the most powerful people. He condemned those who claimed to predict the future and criticized wealthy and influential people who failed to use their positions responsibly.</w:t>
+      </w:r>
+    </w:p>
+    <w:p>
+      <w:pPr/>
+      <w:r>
+        <w:rPr>
+          <w:lang w:val="en_US" w:bidi="en_US"/>
+        </w:rPr>
+      </w:r>
+      <w:r>
+        <w:rPr>
+          <w:lang w:val="en_US" w:bidi="en_US"/>
+        </w:rPr>
+        <w:t>Isaiah urged the people to obey God rather than ignore his covenant (the binding agreement between God and his people). He also rebuked kings for acting according to their own wishes and failing to care for others.</w:t>
+      </w:r>
+    </w:p>
+    <w:p>
+      <w:pPr/>
+      <w:r>
+        <w:rPr>
+          <w:lang w:val="en_US" w:bidi="en_US"/>
+        </w:rPr>
+      </w:r>
+      <w:r>
+        <w:rPr>
+          <w:lang w:val="en_US" w:bidi="en_US"/>
+        </w:rPr>
+        <w:t>Isaiah's writings show his deep respect for God's greatness and holiness. He spoke against the worship of false gods among the Canaanites. He also criticized his own people for taking part in religious ceremonies without sincere faith in God (</w:t>
+      </w:r>
+      <w:r>
+        <w:rPr>
+          <w:lang w:val="en_US" w:bidi="en_US"/>
+        </w:rPr>
+        <w:t>Isaiah 1:10–17</w:t>
       </w:r>
       <w:r>
         <w:rPr>
@@ -26032,7 +26193,21 @@
         <w:rPr>
           <w:lang w:val="en_US" w:bidi="en_US"/>
         </w:rPr>
-        <w:t>). He preached impending judgment on the idolatrous Judeans, declaring that only a righteous remnant would survive (</w:t>
+        <w:t xml:space="preserve">). </w:t>
+      </w:r>
+    </w:p>
+    <w:p>
+      <w:pPr/>
+      <w:r>
+        <w:rPr>
+          <w:lang w:val="en_US" w:bidi="en_US"/>
+        </w:rPr>
+      </w:r>
+      <w:r>
+        <w:rPr>
+          <w:lang w:val="en_US" w:bidi="en_US"/>
+        </w:rPr>
+        <w:t>Isaiah warned the people of Judah that God would judge them for worshiping false gods. He declared that only a small group of people who remained faithful to God would survive (</w:t>
       </w:r>
       <w:r>
         <w:rPr>
@@ -26044,33 +26219,33 @@
         <w:rPr>
           <w:lang w:val="en_US" w:bidi="en_US"/>
         </w:rPr>
-        <w:t>).</w:t>
-      </w:r>
-    </w:p>
-    <w:p>
-      <w:pPr/>
-      <w:r>
-        <w:rPr>
-          <w:lang w:val="en_US" w:bidi="en_US"/>
-        </w:rPr>
-      </w:r>
-      <w:r>
-        <w:rPr>
-          <w:lang w:val="en_US" w:bidi="en_US"/>
-        </w:rPr>
-        <w:t>Isaiah foretold the coming of the Messiah, the “peaceful prince,” and the ruler of God’s kingdom (</w:t>
-      </w:r>
-      <w:r>
-        <w:rPr>
-          <w:lang w:val="en_US" w:bidi="en_US"/>
-        </w:rPr>
-        <w:t>11:1–11</w:t>
-      </w:r>
-      <w:r>
-        <w:rPr>
-          <w:lang w:val="en_US" w:bidi="en_US"/>
-        </w:rPr>
-        <w:t xml:space="preserve">; cf. </w:t>
+        <w:t xml:space="preserve">). </w:t>
+      </w:r>
+    </w:p>
+    <w:p>
+      <w:pPr/>
+      <w:r>
+        <w:rPr>
+          <w:lang w:val="en_US" w:bidi="en_US"/>
+        </w:rPr>
+      </w:r>
+      <w:r>
+        <w:rPr>
+          <w:lang w:val="en_US" w:bidi="en_US"/>
+        </w:rPr>
+        <w:t>Isaiah foretold the coming of the Messiah, God's promised Savior and King. He described the Messiah as a ruler who would bring peace and reign over God's kingdom (</w:t>
+      </w:r>
+      <w:r>
+        <w:rPr>
+          <w:lang w:val="en_US" w:bidi="en_US"/>
+        </w:rPr>
+        <w:t>Isaiah 11:1–11</w:t>
+      </w:r>
+      <w:r>
+        <w:rPr>
+          <w:lang w:val="en_US" w:bidi="en_US"/>
+        </w:rPr>
+        <w:t xml:space="preserve">; compare </w:t>
       </w:r>
       <w:r>
         <w:rPr>
@@ -26082,7 +26257,7 @@
         <w:rPr>
           <w:lang w:val="en_US" w:bidi="en_US"/>
         </w:rPr>
-        <w:t>). He also depicted this Messiah as a suffering, obedient servant (</w:t>
+        <w:t>). He also described the Messiah as a servant who would obey God and suffer (</w:t>
       </w:r>
       <w:r>
         <w:rPr>
@@ -26094,61 +26269,89 @@
         <w:rPr>
           <w:lang w:val="en_US" w:bidi="en_US"/>
         </w:rPr>
-        <w:t>). Isaiah was preeminent among the prophets for the variety and grandeur of his imagery. His imagination produced forceful, brilliant figures of speech.</w:t>
-      </w:r>
-    </w:p>
-    <w:p>
-      <w:pPr/>
-      <w:r>
-        <w:rPr>
-          <w:lang w:val="en_US" w:bidi="en_US"/>
-        </w:rPr>
-      </w:r>
-      <w:r>
-        <w:rPr>
-          <w:lang w:val="en_US" w:bidi="en_US"/>
-        </w:rPr>
-        <w:t>Isaiah prophesied during the last three decades of the northern kingdom of Israel but because he lived in Jerusalem, in Judah, he made little direct reference to Israel. However, when that kingdom fell, Judah lay open to conquest by Assyria. Isaiah advised King Ahaz to avoid foreign entanglements and depend on God to protect his people. Ignoring that advice, Ahaz made an alliance with Assyria.</w:t>
-      </w:r>
-    </w:p>
-    <w:p>
-      <w:pPr/>
-      <w:r>
-        <w:rPr>
-          <w:lang w:val="en_US" w:bidi="en_US"/>
-        </w:rPr>
-      </w:r>
-      <w:r>
-        <w:rPr>
-          <w:lang w:val="en_US" w:bidi="en_US"/>
-        </w:rPr>
-        <w:t>It was Hezekiah, Ahaz’s pious son, who sought to remove Judah from this dangerous situation. When the Assyrians under Sennacherib approached Jerusalem, Isaiah inspired Hezekiah and the Judeans to rely on the Lord for the city’s defense, and “the angel of the Lord” destroyed Sennacherib’s army (</w:t>
-      </w:r>
-      <w:r>
-        <w:rPr>
-          <w:lang w:val="en_US" w:bidi="en_US"/>
-        </w:rPr>
-        <w:t>37:36–38</w:t>
-      </w:r>
-      <w:r>
-        <w:rPr>
-          <w:lang w:val="en_US" w:bidi="en_US"/>
-        </w:rPr>
-        <w:t>), securing a short period of peace for Hezekiah and the Judeans.</w:t>
-      </w:r>
-    </w:p>
-    <w:p>
-      <w:pPr/>
-      <w:r>
-        <w:rPr>
-          <w:lang w:val="en_US" w:bidi="en_US"/>
-        </w:rPr>
-      </w:r>
-      <w:r>
-        <w:rPr>
-          <w:lang w:val="en_US" w:bidi="en_US"/>
-        </w:rPr>
-        <w:t>Hebrew prophecy reached its pinnacle with Isaiah, who was greatly esteemed in both OT and NT times. One indication of that esteem is the collection of apocryphal literature associated with his name.</w:t>
+        <w:t xml:space="preserve">). </w:t>
+      </w:r>
+    </w:p>
+    <w:p>
+      <w:pPr/>
+      <w:r>
+        <w:rPr>
+          <w:lang w:val="en_US" w:bidi="en_US"/>
+        </w:rPr>
+      </w:r>
+      <w:r>
+        <w:rPr>
+          <w:lang w:val="en_US" w:bidi="en_US"/>
+        </w:rPr>
+        <w:t>Isaiah was one of the most gifted prophets in his use of language. His writings contain many powerful and memorable images and figures of speech that help us understand his message.</w:t>
+      </w:r>
+    </w:p>
+    <w:p>
+      <w:pPr/>
+      <w:r>
+        <w:rPr>
+          <w:lang w:val="en_US" w:bidi="en_US"/>
+        </w:rPr>
+      </w:r>
+      <w:r>
+        <w:rPr>
+          <w:lang w:val="en_US" w:bidi="en_US"/>
+        </w:rPr>
+        <w:t>Isaiah was a prophet during the final 30 years of the northern kingdom of Israel. Because he lived in Jerusalem, in the southern kingdom of Judah, he spoke less often about Israel. When Israel fell to Assyria, Judah became more vulnerable to an Assyrian attack.</w:t>
+      </w:r>
+    </w:p>
+    <w:p>
+      <w:pPr/>
+      <w:r>
+        <w:rPr>
+          <w:lang w:val="en_US" w:bidi="en_US"/>
+        </w:rPr>
+      </w:r>
+      <w:r>
+        <w:rPr>
+          <w:lang w:val="en_US" w:bidi="en_US"/>
+        </w:rPr>
+        <w:t>Isaiah urged King Ahaz of Judah to avoid alliances with foreign nations and trust God to protect his people. But Ahaz ignored Isaiah's advice and made an alliance with Assyria.</w:t>
+      </w:r>
+    </w:p>
+    <w:p>
+      <w:pPr/>
+      <w:r>
+        <w:rPr>
+          <w:lang w:val="en_US" w:bidi="en_US"/>
+        </w:rPr>
+      </w:r>
+      <w:r>
+        <w:rPr>
+          <w:lang w:val="en_US" w:bidi="en_US"/>
+        </w:rPr>
+        <w:t xml:space="preserve">Hezekiah, the faithful son of Ahaz, tried to free Judah from this dangerous situation. When the Assyrian army, led by King Sennacherib, approached Jerusalem, Isaiah encouraged Hezekiah and the people of Judah to trust the Lord to protect the city. According to </w:t>
+      </w:r>
+      <w:r>
+        <w:rPr>
+          <w:lang w:val="en_US" w:bidi="en_US"/>
+        </w:rPr>
+        <w:t>Isaiah 37:36–38</w:t>
+      </w:r>
+      <w:r>
+        <w:rPr>
+          <w:lang w:val="en_US" w:bidi="en_US"/>
+        </w:rPr>
+        <w:t>, the angel of the Lord destroyed much of the Assyrian army. This gave Hezekiah and the people of Judah a short period of peace.</w:t>
+      </w:r>
+    </w:p>
+    <w:p>
+      <w:pPr/>
+      <w:r>
+        <w:rPr>
+          <w:lang w:val="en_US" w:bidi="en_US"/>
+        </w:rPr>
+      </w:r>
+      <w:r>
+        <w:rPr>
+          <w:lang w:val="en_US" w:bidi="en_US"/>
+        </w:rPr>
+        <w:t>Isaiah is widely regarded as one of the greatest Hebrew prophets. He was highly respected in both Old Testament and New Testament times. One sign of his importance is the collection of writings associated with his name that were not included in the Bible. These are known as apocryphal writings.</w:t>
       </w:r>
     </w:p>
     <w:p>
@@ -26175,7 +26378,7 @@
         <w:rPr>
           <w:lang w:val="en_US" w:bidi="en_US"/>
         </w:rPr>
-        <w:t>Isaiah, Book of</w:t>
+        <w:t>Book of Isaiah</w:t>
       </w:r>
       <w:r>
         <w:rPr>
@@ -26187,7 +26390,7 @@
         <w:rPr>
           <w:lang w:val="en_US" w:bidi="en_US"/>
         </w:rPr>
-        <w:t>Israel, History of</w:t>
+        <w:t>History of Israel</w:t>
       </w:r>
       <w:r>
         <w:rPr>
